--- a/Отчёт_лаб2.docx
+++ b/Отчёт_лаб2.docx
@@ -731,6 +731,45 @@
           <w:szCs w:val="18"/>
         </w:rPr>
         <w:t xml:space="preserve">}</w:t>
+      </w:r>
+    </w:p>
+    <w:p>
+      <w:pPr>
+        <w:jc w:val="center"/>
+      </w:pPr>
+      <w:r>
+        <w:drawing>
+          <wp:inline xmlns:a="http://schemas.openxmlformats.org/drawingml/2006/main" xmlns:pic="http://schemas.openxmlformats.org/drawingml/2006/picture">
+            <wp:extent cx="4572000" cy="478971"/>
+            <wp:docPr id="1" name="Picture 1"/>
+            <wp:cNvGraphicFramePr>
+              <a:graphicFrameLocks noChangeAspect="1"/>
+            </wp:cNvGraphicFramePr>
+            <a:graphic>
+              <a:graphicData uri="http://schemas.openxmlformats.org/drawingml/2006/picture">
+                <pic:pic>
+                  <pic:nvPicPr>
+                    <pic:cNvPr id="0" name="tests_23_green_clean2.png"/>
+                    <pic:cNvPicPr/>
+                  </pic:nvPicPr>
+                  <pic:blipFill>
+                    <a:blip r:embed="rId8"/>
+                    <a:stretch>
+                      <a:fillRect/>
+                    </a:stretch>
+                  </pic:blipFill>
+                  <pic:spPr>
+                    <a:xfrm>
+                      <a:off x="0" y="0"/>
+                      <a:ext cx="4572000" cy="478971"/>
+                    </a:xfrm>
+                    <a:prstGeom prst="rect"/>
+                  </pic:spPr>
+                </pic:pic>
+              </a:graphicData>
+            </a:graphic>
+          </wp:inline>
+        </w:drawing>
       </w:r>
     </w:p>
     <w:p>
@@ -1614,6 +1653,45 @@
     </w:p>
     <w:p>
       <w:pPr>
+        <w:jc w:val="center"/>
+      </w:pPr>
+      <w:r>
+        <w:drawing>
+          <wp:inline xmlns:a="http://schemas.openxmlformats.org/drawingml/2006/main" xmlns:pic="http://schemas.openxmlformats.org/drawingml/2006/picture">
+            <wp:extent cx="4572000" cy="1005840"/>
+            <wp:docPr id="2" name="Picture 2"/>
+            <wp:cNvGraphicFramePr>
+              <a:graphicFrameLocks noChangeAspect="1"/>
+            </wp:cNvGraphicFramePr>
+            <a:graphic>
+              <a:graphicData uri="http://schemas.openxmlformats.org/drawingml/2006/picture">
+                <pic:pic>
+                  <pic:nvPicPr>
+                    <pic:cNvPr id="0" name="tests_22_green.png"/>
+                    <pic:cNvPicPr/>
+                  </pic:nvPicPr>
+                  <pic:blipFill>
+                    <a:blip r:embed="rId9"/>
+                    <a:stretch>
+                      <a:fillRect/>
+                    </a:stretch>
+                  </pic:blipFill>
+                  <pic:spPr>
+                    <a:xfrm>
+                      <a:off x="0" y="0"/>
+                      <a:ext cx="4572000" cy="1005840"/>
+                    </a:xfrm>
+                    <a:prstGeom prst="rect"/>
+                  </pic:spPr>
+                </pic:pic>
+              </a:graphicData>
+            </a:graphic>
+          </wp:inline>
+        </w:drawing>
+      </w:r>
+    </w:p>
+    <w:p>
+      <w:pPr>
         <w:pBdr>
           <w:top w:val="single" w:color="999999" w:sz="6"/>
           <w:bottom w:val="single" w:color="999999" w:sz="6"/>
@@ -1668,6 +1746,45 @@
     </w:p>
     <w:p>
       <w:pPr>
+        <w:jc w:val="center"/>
+      </w:pPr>
+      <w:r>
+        <w:drawing>
+          <wp:inline xmlns:a="http://schemas.openxmlformats.org/drawingml/2006/main" xmlns:pic="http://schemas.openxmlformats.org/drawingml/2006/picture">
+            <wp:extent cx="2743200" cy="2110154"/>
+            <wp:docPr id="3" name="Picture 3"/>
+            <wp:cNvGraphicFramePr>
+              <a:graphicFrameLocks noChangeAspect="1"/>
+            </wp:cNvGraphicFramePr>
+            <a:graphic>
+              <a:graphicData uri="http://schemas.openxmlformats.org/drawingml/2006/picture">
+                <pic:pic>
+                  <pic:nvPicPr>
+                    <pic:cNvPr id="0" name="lab2_solution_explorer.png"/>
+                    <pic:cNvPicPr/>
+                  </pic:nvPicPr>
+                  <pic:blipFill>
+                    <a:blip r:embed="rId10"/>
+                    <a:stretch>
+                      <a:fillRect/>
+                    </a:stretch>
+                  </pic:blipFill>
+                  <pic:spPr>
+                    <a:xfrm>
+                      <a:off x="0" y="0"/>
+                      <a:ext cx="2743200" cy="2110154"/>
+                    </a:xfrm>
+                    <a:prstGeom prst="rect"/>
+                  </pic:spPr>
+                </pic:pic>
+              </a:graphicData>
+            </a:graphic>
+          </wp:inline>
+        </w:drawing>
+      </w:r>
+    </w:p>
+    <w:p>
+      <w:pPr>
         <w:pBdr>
           <w:top w:val="single" w:color="999999" w:sz="6"/>
           <w:bottom w:val="single" w:color="999999" w:sz="6"/>
@@ -1718,6 +1835,45 @@
           <w:szCs w:val="28"/>
         </w:rPr>
         <w:t xml:space="preserve">Все разработанные модульные тесты были выполнены через Test Explorer в Visual Studio.</w:t>
+      </w:r>
+    </w:p>
+    <w:p>
+      <w:pPr>
+        <w:jc w:val="center"/>
+      </w:pPr>
+      <w:r>
+        <w:drawing>
+          <wp:inline xmlns:a="http://schemas.openxmlformats.org/drawingml/2006/main" xmlns:pic="http://schemas.openxmlformats.org/drawingml/2006/picture">
+            <wp:extent cx="4572000" cy="478971"/>
+            <wp:docPr id="4" name="Picture 4"/>
+            <wp:cNvGraphicFramePr>
+              <a:graphicFrameLocks noChangeAspect="1"/>
+            </wp:cNvGraphicFramePr>
+            <a:graphic>
+              <a:graphicData uri="http://schemas.openxmlformats.org/drawingml/2006/picture">
+                <pic:pic>
+                  <pic:nvPicPr>
+                    <pic:cNvPr id="0" name="tests_23_green_clean2.png"/>
+                    <pic:cNvPicPr/>
+                  </pic:nvPicPr>
+                  <pic:blipFill>
+                    <a:blip r:embed="rId8"/>
+                    <a:stretch>
+                      <a:fillRect/>
+                    </a:stretch>
+                  </pic:blipFill>
+                  <pic:spPr>
+                    <a:xfrm>
+                      <a:off x="0" y="0"/>
+                      <a:ext cx="4572000" cy="478971"/>
+                    </a:xfrm>
+                    <a:prstGeom prst="rect"/>
+                  </pic:spPr>
+                </pic:pic>
+              </a:graphicData>
+            </a:graphic>
+          </wp:inline>
+        </w:drawing>
       </w:r>
     </w:p>
     <w:p>
